--- a/GitANDGithub.docx
+++ b/GitANDGithub.docx
@@ -997,10 +997,12 @@
       <w:tblPr>
         <w:tblW w:w="0" w:type="auto"/>
         <w:tblBorders>
-          <w:top w:val="single" w:sz="2" w:space="0" w:color="A3A3A3"/>
-          <w:left w:val="single" w:sz="2" w:space="0" w:color="A3A3A3"/>
-          <w:bottom w:val="single" w:sz="2" w:space="0" w:color="A3A3A3"/>
-          <w:right w:val="single" w:sz="2" w:space="0" w:color="A3A3A3"/>
+          <w:top w:val="single" w:sz="4" w:space="0" w:color="auto"/>
+          <w:left w:val="single" w:sz="4" w:space="0" w:color="auto"/>
+          <w:bottom w:val="single" w:sz="4" w:space="0" w:color="auto"/>
+          <w:right w:val="single" w:sz="4" w:space="0" w:color="auto"/>
+          <w:insideH w:val="single" w:sz="4" w:space="0" w:color="auto"/>
+          <w:insideV w:val="single" w:sz="4" w:space="0" w:color="auto"/>
         </w:tblBorders>
         <w:tblCellMar>
           <w:left w:w="0" w:type="dxa"/>
@@ -1019,12 +1021,6 @@
         <w:tc>
           <w:tcPr>
             <w:tcW w:w="1067" w:type="dxa"/>
-            <w:tcBorders>
-              <w:top w:val="nil"/>
-              <w:left w:val="nil"/>
-              <w:bottom w:val="nil"/>
-              <w:right w:val="nil"/>
-            </w:tcBorders>
             <w:tcMar>
               <w:top w:w="40" w:type="dxa"/>
               <w:left w:w="60" w:type="dxa"/>
@@ -1046,12 +1042,6 @@
         <w:tc>
           <w:tcPr>
             <w:tcW w:w="2650" w:type="dxa"/>
-            <w:tcBorders>
-              <w:top w:val="nil"/>
-              <w:left w:val="nil"/>
-              <w:bottom w:val="nil"/>
-              <w:right w:val="nil"/>
-            </w:tcBorders>
             <w:tcMar>
               <w:top w:w="40" w:type="dxa"/>
               <w:left w:w="60" w:type="dxa"/>
@@ -1073,12 +1063,6 @@
         <w:tc>
           <w:tcPr>
             <w:tcW w:w="3236" w:type="dxa"/>
-            <w:tcBorders>
-              <w:top w:val="nil"/>
-              <w:left w:val="nil"/>
-              <w:bottom w:val="nil"/>
-              <w:right w:val="nil"/>
-            </w:tcBorders>
             <w:tcMar>
               <w:top w:w="40" w:type="dxa"/>
               <w:left w:w="60" w:type="dxa"/>
@@ -1102,12 +1086,6 @@
         <w:tc>
           <w:tcPr>
             <w:tcW w:w="1067" w:type="dxa"/>
-            <w:tcBorders>
-              <w:top w:val="nil"/>
-              <w:left w:val="nil"/>
-              <w:bottom w:val="nil"/>
-              <w:right w:val="nil"/>
-            </w:tcBorders>
             <w:tcMar>
               <w:top w:w="40" w:type="dxa"/>
               <w:left w:w="60" w:type="dxa"/>
@@ -1125,12 +1103,6 @@
         <w:tc>
           <w:tcPr>
             <w:tcW w:w="2650" w:type="dxa"/>
-            <w:tcBorders>
-              <w:top w:val="nil"/>
-              <w:left w:val="nil"/>
-              <w:bottom w:val="nil"/>
-              <w:right w:val="nil"/>
-            </w:tcBorders>
             <w:tcMar>
               <w:top w:w="40" w:type="dxa"/>
               <w:left w:w="60" w:type="dxa"/>
@@ -1148,12 +1120,6 @@
         <w:tc>
           <w:tcPr>
             <w:tcW w:w="3236" w:type="dxa"/>
-            <w:tcBorders>
-              <w:top w:val="nil"/>
-              <w:left w:val="nil"/>
-              <w:bottom w:val="nil"/>
-              <w:right w:val="nil"/>
-            </w:tcBorders>
             <w:tcMar>
               <w:top w:w="40" w:type="dxa"/>
               <w:left w:w="60" w:type="dxa"/>
@@ -1173,12 +1139,6 @@
         <w:tc>
           <w:tcPr>
             <w:tcW w:w="1067" w:type="dxa"/>
-            <w:tcBorders>
-              <w:top w:val="nil"/>
-              <w:left w:val="nil"/>
-              <w:bottom w:val="nil"/>
-              <w:right w:val="nil"/>
-            </w:tcBorders>
             <w:tcMar>
               <w:top w:w="40" w:type="dxa"/>
               <w:left w:w="60" w:type="dxa"/>
@@ -1196,12 +1156,6 @@
         <w:tc>
           <w:tcPr>
             <w:tcW w:w="2678" w:type="dxa"/>
-            <w:tcBorders>
-              <w:top w:val="nil"/>
-              <w:left w:val="nil"/>
-              <w:bottom w:val="nil"/>
-              <w:right w:val="nil"/>
-            </w:tcBorders>
             <w:tcMar>
               <w:top w:w="40" w:type="dxa"/>
               <w:left w:w="60" w:type="dxa"/>
@@ -1219,12 +1173,6 @@
         <w:tc>
           <w:tcPr>
             <w:tcW w:w="3280" w:type="dxa"/>
-            <w:tcBorders>
-              <w:top w:val="nil"/>
-              <w:left w:val="nil"/>
-              <w:bottom w:val="nil"/>
-              <w:right w:val="nil"/>
-            </w:tcBorders>
             <w:tcMar>
               <w:top w:w="40" w:type="dxa"/>
               <w:left w:w="60" w:type="dxa"/>
@@ -1244,12 +1192,6 @@
         <w:tc>
           <w:tcPr>
             <w:tcW w:w="1096" w:type="dxa"/>
-            <w:tcBorders>
-              <w:top w:val="nil"/>
-              <w:left w:val="nil"/>
-              <w:bottom w:val="nil"/>
-              <w:right w:val="nil"/>
-            </w:tcBorders>
             <w:tcMar>
               <w:top w:w="40" w:type="dxa"/>
               <w:left w:w="60" w:type="dxa"/>
@@ -1267,12 +1209,6 @@
         <w:tc>
           <w:tcPr>
             <w:tcW w:w="2650" w:type="dxa"/>
-            <w:tcBorders>
-              <w:top w:val="nil"/>
-              <w:left w:val="nil"/>
-              <w:bottom w:val="nil"/>
-              <w:right w:val="nil"/>
-            </w:tcBorders>
             <w:tcMar>
               <w:top w:w="40" w:type="dxa"/>
               <w:left w:w="60" w:type="dxa"/>
@@ -1290,12 +1226,6 @@
         <w:tc>
           <w:tcPr>
             <w:tcW w:w="3208" w:type="dxa"/>
-            <w:tcBorders>
-              <w:top w:val="nil"/>
-              <w:left w:val="nil"/>
-              <w:bottom w:val="nil"/>
-              <w:right w:val="nil"/>
-            </w:tcBorders>
             <w:tcMar>
               <w:top w:w="40" w:type="dxa"/>
               <w:left w:w="60" w:type="dxa"/>
@@ -1315,12 +1245,6 @@
         <w:tc>
           <w:tcPr>
             <w:tcW w:w="1096" w:type="dxa"/>
-            <w:tcBorders>
-              <w:top w:val="nil"/>
-              <w:left w:val="nil"/>
-              <w:bottom w:val="nil"/>
-              <w:right w:val="nil"/>
-            </w:tcBorders>
             <w:tcMar>
               <w:top w:w="40" w:type="dxa"/>
               <w:left w:w="60" w:type="dxa"/>
@@ -1338,12 +1262,6 @@
         <w:tc>
           <w:tcPr>
             <w:tcW w:w="2650" w:type="dxa"/>
-            <w:tcBorders>
-              <w:top w:val="nil"/>
-              <w:left w:val="nil"/>
-              <w:bottom w:val="nil"/>
-              <w:right w:val="nil"/>
-            </w:tcBorders>
             <w:tcMar>
               <w:top w:w="40" w:type="dxa"/>
               <w:left w:w="60" w:type="dxa"/>
@@ -1361,12 +1279,6 @@
         <w:tc>
           <w:tcPr>
             <w:tcW w:w="3426" w:type="dxa"/>
-            <w:tcBorders>
-              <w:top w:val="nil"/>
-              <w:left w:val="nil"/>
-              <w:bottom w:val="nil"/>
-              <w:right w:val="nil"/>
-            </w:tcBorders>
             <w:tcMar>
               <w:top w:w="40" w:type="dxa"/>
               <w:left w:w="60" w:type="dxa"/>
@@ -1579,6 +1491,9 @@
     </w:p>
     <w:p>
       <w:r>
+        <w:rPr>
+          <w:highlight w:val="yellow"/>
+        </w:rPr>
         <w:t>git --version</w:t>
       </w:r>
     </w:p>
@@ -1630,6 +1545,7 @@
         <w:rPr>
           <w:b/>
           <w:bCs/>
+          <w:highlight w:val="yellow"/>
         </w:rPr>
         <w:lastRenderedPageBreak/>
         <w:t>Global Configuration</w:t>
@@ -1670,6 +1586,7 @@
         <w:rPr>
           <w:b/>
           <w:bCs/>
+          <w:highlight w:val="yellow"/>
         </w:rPr>
         <w:t>Local Repository Configuration</w:t>
       </w:r>
@@ -2000,10 +1917,16 @@
     </w:p>
     <w:p>
       <w:r>
+        <w:rPr>
+          <w:highlight w:val="yellow"/>
+        </w:rPr>
         <w:t xml:space="preserve">git </w:t>
       </w:r>
       <w:proofErr w:type="spellStart"/>
       <w:r>
+        <w:rPr>
+          <w:highlight w:val="yellow"/>
+        </w:rPr>
         <w:t>init</w:t>
       </w:r>
       <w:proofErr w:type="spellEnd"/>
@@ -2084,14 +2007,23 @@
     </w:p>
     <w:p>
       <w:r>
+        <w:rPr>
+          <w:highlight w:val="yellow"/>
+        </w:rPr>
         <w:t>git clone &lt;repository-</w:t>
       </w:r>
       <w:proofErr w:type="spellStart"/>
       <w:r>
+        <w:rPr>
+          <w:highlight w:val="yellow"/>
+        </w:rPr>
         <w:t>url</w:t>
       </w:r>
       <w:proofErr w:type="spellEnd"/>
       <w:r>
+        <w:rPr>
+          <w:highlight w:val="yellow"/>
+        </w:rPr>
         <w:t>&gt;</w:t>
       </w:r>
     </w:p>
@@ -2141,6 +2073,9 @@
     </w:p>
     <w:p>
       <w:r>
+        <w:rPr>
+          <w:highlight w:val="yellow"/>
+        </w:rPr>
         <w:t>git status</w:t>
       </w:r>
     </w:p>
@@ -2199,18 +2134,30 @@
     </w:p>
     <w:p>
       <w:r>
+        <w:rPr>
+          <w:highlight w:val="yellow"/>
+        </w:rPr>
         <w:t>git add &lt;filename&gt;   # Add specific file</w:t>
       </w:r>
       <w:r>
+        <w:rPr>
+          <w:highlight w:val="yellow"/>
+        </w:rPr>
         <w:br/>
         <w:t xml:space="preserve">git </w:t>
       </w:r>
       <w:proofErr w:type="gramStart"/>
       <w:r>
+        <w:rPr>
+          <w:highlight w:val="yellow"/>
+        </w:rPr>
         <w:t>add .</w:t>
       </w:r>
       <w:proofErr w:type="gramEnd"/>
       <w:r>
+        <w:rPr>
+          <w:highlight w:val="yellow"/>
+        </w:rPr>
         <w:t xml:space="preserve">            # Add all files</w:t>
       </w:r>
     </w:p>
@@ -2243,6 +2190,9 @@
     </w:p>
     <w:p>
       <w:r>
+        <w:rPr>
+          <w:highlight w:val="yellow"/>
+        </w:rPr>
         <w:t>git commit -m "Your commit message"</w:t>
       </w:r>
     </w:p>
@@ -2318,6 +2268,9 @@
     </w:p>
     <w:p>
       <w:r>
+        <w:rPr>
+          <w:highlight w:val="yellow"/>
+        </w:rPr>
         <w:t>git log</w:t>
       </w:r>
     </w:p>
@@ -2432,15 +2385,22 @@
           <w:ilvl w:val="0"/>
           <w:numId w:val="25"/>
         </w:numPr>
+        <w:rPr>
+          <w:highlight w:val="yellow"/>
+        </w:rPr>
       </w:pPr>
       <w:proofErr w:type="gramStart"/>
       <w:r>
+        <w:rPr>
+          <w:highlight w:val="yellow"/>
+        </w:rPr>
         <w:t xml:space="preserve">Use </w:t>
       </w:r>
       <w:r>
         <w:rPr>
           <w:b/>
           <w:bCs/>
+          <w:highlight w:val="yellow"/>
         </w:rPr>
         <w:t>.</w:t>
       </w:r>
@@ -2449,12 +2409,16 @@
         <w:rPr>
           <w:b/>
           <w:bCs/>
+          <w:highlight w:val="yellow"/>
         </w:rPr>
         <w:t>gitignore</w:t>
       </w:r>
       <w:proofErr w:type="spellEnd"/>
       <w:proofErr w:type="gramEnd"/>
       <w:r>
+        <w:rPr>
+          <w:highlight w:val="yellow"/>
+        </w:rPr>
         <w:t xml:space="preserve"> to exclude files from tracking.</w:t>
       </w:r>
     </w:p>
@@ -2531,18 +2495,28 @@
           <w:ilvl w:val="0"/>
           <w:numId w:val="26"/>
         </w:numPr>
-      </w:pPr>
-      <w:r>
+        <w:rPr>
+          <w:highlight w:val="yellow"/>
+        </w:rPr>
+      </w:pPr>
+      <w:r>
+        <w:rPr>
+          <w:highlight w:val="yellow"/>
+        </w:rPr>
         <w:t xml:space="preserve">A </w:t>
       </w:r>
       <w:r>
         <w:rPr>
           <w:b/>
           <w:bCs/>
+          <w:highlight w:val="yellow"/>
         </w:rPr>
         <w:t>branch</w:t>
       </w:r>
       <w:r>
+        <w:rPr>
+          <w:highlight w:val="yellow"/>
+        </w:rPr>
         <w:t xml:space="preserve"> is a separate line of development in a repository.</w:t>
       </w:r>
     </w:p>
@@ -2583,6 +2557,9 @@
     </w:p>
     <w:p>
       <w:r>
+        <w:rPr>
+          <w:highlight w:val="yellow"/>
+        </w:rPr>
         <w:lastRenderedPageBreak/>
         <w:t>git branch</w:t>
       </w:r>
@@ -2656,6 +2633,9 @@
     </w:p>
     <w:p>
       <w:r>
+        <w:rPr>
+          <w:highlight w:val="yellow"/>
+        </w:rPr>
         <w:t>git branch &lt;branch-name&gt;</w:t>
       </w:r>
     </w:p>
@@ -2686,6 +2666,9 @@
     </w:p>
     <w:p>
       <w:r>
+        <w:rPr>
+          <w:highlight w:val="yellow"/>
+        </w:rPr>
         <w:t>git switch &lt;branch-name&gt;</w:t>
       </w:r>
     </w:p>
@@ -2732,6 +2715,9 @@
     </w:p>
     <w:p>
       <w:r>
+        <w:rPr>
+          <w:highlight w:val="yellow"/>
+        </w:rPr>
         <w:t>git switch -c &lt;branch-name&gt;</w:t>
       </w:r>
     </w:p>
@@ -2762,7 +2748,13 @@
     </w:p>
     <w:p>
       <w:r>
-        <w:t>git branch -d &lt;branch-name&gt;       # Safe delete, only merged branches</w:t>
+        <w:rPr>
+          <w:highlight w:val="yellow"/>
+        </w:rPr>
+        <w:t>git branch -d &lt;branch-name&gt;</w:t>
+      </w:r>
+      <w:r>
+        <w:t xml:space="preserve">       # Safe delete, only merged branches</w:t>
       </w:r>
       <w:r>
         <w:br/>
@@ -2806,7 +2798,13 @@
     </w:p>
     <w:p>
       <w:r>
-        <w:t> git merge &lt;branch-name&gt;</w:t>
+        <w:t> </w:t>
+      </w:r>
+      <w:r>
+        <w:rPr>
+          <w:highlight w:val="yellow"/>
+        </w:rPr>
+        <w:t>git merge &lt;branch-name&gt;</w:t>
       </w:r>
     </w:p>
     <w:p>
@@ -2841,8 +2839,16 @@
         <w:rPr>
           <w:b/>
           <w:bCs/>
-        </w:rPr>
-        <w:t>Fast-forward merge:</w:t>
+          <w:highlight w:val="yellow"/>
+        </w:rPr>
+        <w:t>Fast-forward merge</w:t>
+      </w:r>
+      <w:r>
+        <w:rPr>
+          <w:b/>
+          <w:bCs/>
+        </w:rPr>
+        <w:t>:</w:t>
       </w:r>
       <w:r>
         <w:t xml:space="preserve"> If no new commits in main, branch pointer moves.</w:t>
@@ -2859,8 +2865,16 @@
         <w:rPr>
           <w:b/>
           <w:bCs/>
-        </w:rPr>
-        <w:t>Three-way merge:</w:t>
+          <w:highlight w:val="yellow"/>
+        </w:rPr>
+        <w:t>Three-way merge</w:t>
+      </w:r>
+      <w:r>
+        <w:rPr>
+          <w:b/>
+          <w:bCs/>
+        </w:rPr>
+        <w:t>:</w:t>
       </w:r>
       <w:r>
         <w:t xml:space="preserve"> If changes exist in both, Git merges and may create a </w:t>
@@ -2891,18 +2905,28 @@
           <w:ilvl w:val="0"/>
           <w:numId w:val="35"/>
         </w:numPr>
-      </w:pPr>
-      <w:r>
+        <w:rPr>
+          <w:highlight w:val="yellow"/>
+        </w:rPr>
+      </w:pPr>
+      <w:r>
+        <w:rPr>
+          <w:highlight w:val="yellow"/>
+        </w:rPr>
         <w:t xml:space="preserve">When two branches modify the same line, Git reports </w:t>
       </w:r>
       <w:r>
         <w:rPr>
           <w:b/>
           <w:bCs/>
+          <w:highlight w:val="yellow"/>
         </w:rPr>
         <w:t>conflict</w:t>
       </w:r>
       <w:r>
+        <w:rPr>
+          <w:highlight w:val="yellow"/>
+        </w:rPr>
         <w:t>.</w:t>
       </w:r>
     </w:p>
@@ -2986,14 +3010,23 @@
     </w:p>
     <w:p>
       <w:r>
+        <w:rPr>
+          <w:highlight w:val="yellow"/>
+        </w:rPr>
         <w:t>git remote add origin &lt;repository-</w:t>
       </w:r>
       <w:proofErr w:type="spellStart"/>
       <w:r>
+        <w:rPr>
+          <w:highlight w:val="yellow"/>
+        </w:rPr>
         <w:t>url</w:t>
       </w:r>
       <w:proofErr w:type="spellEnd"/>
       <w:r>
+        <w:rPr>
+          <w:highlight w:val="yellow"/>
+        </w:rPr>
         <w:t>&gt;</w:t>
       </w:r>
     </w:p>
@@ -3048,6 +3081,9 @@
     </w:p>
     <w:p>
       <w:r>
+        <w:rPr>
+          <w:highlight w:val="yellow"/>
+        </w:rPr>
         <w:t>git push -u origin &lt;branch-name&gt;</w:t>
       </w:r>
     </w:p>
@@ -3093,7 +3129,13 @@
     </w:p>
     <w:p>
       <w:r>
-        <w:t> git pull origin &lt;branch-name&gt;</w:t>
+        <w:t> </w:t>
+      </w:r>
+      <w:r>
+        <w:rPr>
+          <w:highlight w:val="yellow"/>
+        </w:rPr>
+        <w:t>git pull origin &lt;branch-name&gt;</w:t>
       </w:r>
     </w:p>
     <w:p>
@@ -3135,6 +3177,9 @@
     </w:p>
     <w:p>
       <w:r>
+        <w:rPr>
+          <w:highlight w:val="yellow"/>
+        </w:rPr>
         <w:t>git fetch</w:t>
       </w:r>
     </w:p>
@@ -3185,15 +3230,22 @@
           <w:ilvl w:val="0"/>
           <w:numId w:val="43"/>
         </w:numPr>
-      </w:pPr>
-      <w:r>
-        <w:rPr>
-          <w:b/>
-          <w:bCs/>
+        <w:rPr>
+          <w:highlight w:val="yellow"/>
+        </w:rPr>
+      </w:pPr>
+      <w:r>
+        <w:rPr>
+          <w:b/>
+          <w:bCs/>
+          <w:highlight w:val="yellow"/>
         </w:rPr>
         <w:t>Fork:</w:t>
       </w:r>
       <w:r>
+        <w:rPr>
+          <w:highlight w:val="yellow"/>
+        </w:rPr>
         <w:t xml:space="preserve"> Copy of repo under your GitHub account.</w:t>
       </w:r>
     </w:p>
@@ -3296,6 +3348,7 @@
         <w:rPr>
           <w:b/>
           <w:bCs/>
+          <w:highlight w:val="cyan"/>
         </w:rPr>
         <w:t>4. Undoing Changes</w:t>
       </w:r>
@@ -3327,6 +3380,9 @@
     </w:p>
     <w:p>
       <w:r>
+        <w:rPr>
+          <w:highlight w:val="yellow"/>
+        </w:rPr>
         <w:t>git checkout -- &lt;file&gt;</w:t>
       </w:r>
     </w:p>
@@ -3384,6 +3440,9 @@
     </w:p>
     <w:p>
       <w:r>
+        <w:rPr>
+          <w:highlight w:val="yellow"/>
+        </w:rPr>
         <w:t>git reset &lt;file&gt;</w:t>
       </w:r>
     </w:p>
@@ -3427,26 +3486,44 @@
     </w:p>
     <w:p>
       <w:r>
+        <w:rPr>
+          <w:highlight w:val="yellow"/>
+        </w:rPr>
         <w:t>git reset --soft HEAD~1   # Keep changes staged</w:t>
       </w:r>
       <w:r>
+        <w:rPr>
+          <w:highlight w:val="yellow"/>
+        </w:rPr>
         <w:br/>
         <w:t>git reset --mixed HEAD~</w:t>
       </w:r>
       <w:proofErr w:type="gramStart"/>
       <w:r>
+        <w:rPr>
+          <w:highlight w:val="yellow"/>
+        </w:rPr>
         <w:t>1  #</w:t>
       </w:r>
       <w:proofErr w:type="gramEnd"/>
       <w:r>
+        <w:rPr>
+          <w:highlight w:val="yellow"/>
+        </w:rPr>
         <w:t xml:space="preserve"> Keep changes </w:t>
       </w:r>
       <w:proofErr w:type="spellStart"/>
       <w:r>
+        <w:rPr>
+          <w:highlight w:val="yellow"/>
+        </w:rPr>
         <w:t>unstaged</w:t>
       </w:r>
       <w:proofErr w:type="spellEnd"/>
       <w:r>
+        <w:rPr>
+          <w:highlight w:val="yellow"/>
+        </w:rPr>
         <w:br/>
         <w:t>git reset --hard HEAD~1   # Discard changes completely</w:t>
       </w:r>
@@ -3462,6 +3539,9 @@
     </w:p>
     <w:p>
       <w:r>
+        <w:rPr>
+          <w:highlight w:val="yellow"/>
+        </w:rPr>
         <w:t>git revert &lt;commit-id&gt;</w:t>
       </w:r>
     </w:p>
@@ -3529,8 +3609,14 @@
           <w:ilvl w:val="0"/>
           <w:numId w:val="48"/>
         </w:numPr>
-      </w:pPr>
-      <w:r>
+        <w:rPr>
+          <w:highlight w:val="yellow"/>
+        </w:rPr>
+      </w:pPr>
+      <w:r>
+        <w:rPr>
+          <w:highlight w:val="yellow"/>
+        </w:rPr>
         <w:t>Useful when switching branches with uncommitted changes.</w:t>
       </w:r>
     </w:p>
@@ -4054,8 +4140,14 @@
           <w:ilvl w:val="0"/>
           <w:numId w:val="63"/>
         </w:numPr>
-      </w:pPr>
-      <w:r>
+        <w:rPr>
+          <w:highlight w:val="yellow"/>
+        </w:rPr>
+      </w:pPr>
+      <w:r>
+        <w:rPr>
+          <w:highlight w:val="yellow"/>
+        </w:rPr>
         <w:t>Git cannot auto-merge, requires manual resolution.</w:t>
       </w:r>
     </w:p>
@@ -10689,10 +10781,12 @@
       <w:tblPr>
         <w:tblW w:w="0" w:type="auto"/>
         <w:tblBorders>
-          <w:top w:val="single" w:sz="2" w:space="0" w:color="A3A3A3"/>
-          <w:left w:val="single" w:sz="2" w:space="0" w:color="A3A3A3"/>
-          <w:bottom w:val="single" w:sz="2" w:space="0" w:color="A3A3A3"/>
-          <w:right w:val="single" w:sz="2" w:space="0" w:color="A3A3A3"/>
+          <w:top w:val="single" w:sz="4" w:space="0" w:color="auto"/>
+          <w:left w:val="single" w:sz="4" w:space="0" w:color="auto"/>
+          <w:bottom w:val="single" w:sz="4" w:space="0" w:color="auto"/>
+          <w:right w:val="single" w:sz="4" w:space="0" w:color="auto"/>
+          <w:insideH w:val="single" w:sz="4" w:space="0" w:color="auto"/>
+          <w:insideV w:val="single" w:sz="4" w:space="0" w:color="auto"/>
         </w:tblBorders>
         <w:tblCellMar>
           <w:left w:w="0" w:type="dxa"/>
@@ -10710,12 +10804,6 @@
         <w:tc>
           <w:tcPr>
             <w:tcW w:w="2121" w:type="dxa"/>
-            <w:tcBorders>
-              <w:top w:val="nil"/>
-              <w:left w:val="nil"/>
-              <w:bottom w:val="nil"/>
-              <w:right w:val="nil"/>
-            </w:tcBorders>
             <w:tcMar>
               <w:top w:w="40" w:type="dxa"/>
               <w:left w:w="60" w:type="dxa"/>
@@ -10737,12 +10825,6 @@
         <w:tc>
           <w:tcPr>
             <w:tcW w:w="2176" w:type="dxa"/>
-            <w:tcBorders>
-              <w:top w:val="nil"/>
-              <w:left w:val="nil"/>
-              <w:bottom w:val="nil"/>
-              <w:right w:val="nil"/>
-            </w:tcBorders>
             <w:tcMar>
               <w:top w:w="40" w:type="dxa"/>
               <w:left w:w="60" w:type="dxa"/>
@@ -10766,12 +10848,6 @@
         <w:tc>
           <w:tcPr>
             <w:tcW w:w="2121" w:type="dxa"/>
-            <w:tcBorders>
-              <w:top w:val="nil"/>
-              <w:left w:val="nil"/>
-              <w:bottom w:val="nil"/>
-              <w:right w:val="nil"/>
-            </w:tcBorders>
             <w:tcMar>
               <w:top w:w="40" w:type="dxa"/>
               <w:left w:w="60" w:type="dxa"/>
@@ -10789,12 +10865,6 @@
         <w:tc>
           <w:tcPr>
             <w:tcW w:w="2176" w:type="dxa"/>
-            <w:tcBorders>
-              <w:top w:val="nil"/>
-              <w:left w:val="nil"/>
-              <w:bottom w:val="nil"/>
-              <w:right w:val="nil"/>
-            </w:tcBorders>
             <w:tcMar>
               <w:top w:w="40" w:type="dxa"/>
               <w:left w:w="60" w:type="dxa"/>
@@ -10814,12 +10884,6 @@
         <w:tc>
           <w:tcPr>
             <w:tcW w:w="2121" w:type="dxa"/>
-            <w:tcBorders>
-              <w:top w:val="nil"/>
-              <w:left w:val="nil"/>
-              <w:bottom w:val="nil"/>
-              <w:right w:val="nil"/>
-            </w:tcBorders>
             <w:tcMar>
               <w:top w:w="40" w:type="dxa"/>
               <w:left w:w="60" w:type="dxa"/>
@@ -10837,12 +10901,6 @@
         <w:tc>
           <w:tcPr>
             <w:tcW w:w="2176" w:type="dxa"/>
-            <w:tcBorders>
-              <w:top w:val="nil"/>
-              <w:left w:val="nil"/>
-              <w:bottom w:val="nil"/>
-              <w:right w:val="nil"/>
-            </w:tcBorders>
             <w:tcMar>
               <w:top w:w="40" w:type="dxa"/>
               <w:left w:w="60" w:type="dxa"/>
@@ -10862,12 +10920,6 @@
         <w:tc>
           <w:tcPr>
             <w:tcW w:w="2148" w:type="dxa"/>
-            <w:tcBorders>
-              <w:top w:val="nil"/>
-              <w:left w:val="nil"/>
-              <w:bottom w:val="nil"/>
-              <w:right w:val="nil"/>
-            </w:tcBorders>
             <w:tcMar>
               <w:top w:w="40" w:type="dxa"/>
               <w:left w:w="60" w:type="dxa"/>
@@ -10885,12 +10937,6 @@
         <w:tc>
           <w:tcPr>
             <w:tcW w:w="2248" w:type="dxa"/>
-            <w:tcBorders>
-              <w:top w:val="nil"/>
-              <w:left w:val="nil"/>
-              <w:bottom w:val="nil"/>
-              <w:right w:val="nil"/>
-            </w:tcBorders>
             <w:tcMar>
               <w:top w:w="40" w:type="dxa"/>
               <w:left w:w="60" w:type="dxa"/>
@@ -11024,10 +11070,12 @@
       <w:tblPr>
         <w:tblW w:w="0" w:type="auto"/>
         <w:tblBorders>
-          <w:top w:val="single" w:sz="2" w:space="0" w:color="A3A3A3"/>
-          <w:left w:val="single" w:sz="2" w:space="0" w:color="A3A3A3"/>
-          <w:bottom w:val="single" w:sz="2" w:space="0" w:color="A3A3A3"/>
-          <w:right w:val="single" w:sz="2" w:space="0" w:color="A3A3A3"/>
+          <w:top w:val="single" w:sz="4" w:space="0" w:color="auto"/>
+          <w:left w:val="single" w:sz="4" w:space="0" w:color="auto"/>
+          <w:bottom w:val="single" w:sz="4" w:space="0" w:color="auto"/>
+          <w:right w:val="single" w:sz="4" w:space="0" w:color="auto"/>
+          <w:insideH w:val="single" w:sz="4" w:space="0" w:color="auto"/>
+          <w:insideV w:val="single" w:sz="4" w:space="0" w:color="auto"/>
         </w:tblBorders>
         <w:tblCellMar>
           <w:left w:w="0" w:type="dxa"/>
@@ -11045,12 +11093,6 @@
         <w:tc>
           <w:tcPr>
             <w:tcW w:w="3280" w:type="dxa"/>
-            <w:tcBorders>
-              <w:top w:val="nil"/>
-              <w:left w:val="nil"/>
-              <w:bottom w:val="nil"/>
-              <w:right w:val="nil"/>
-            </w:tcBorders>
             <w:tcMar>
               <w:top w:w="40" w:type="dxa"/>
               <w:left w:w="60" w:type="dxa"/>
@@ -11072,12 +11114,6 @@
         <w:tc>
           <w:tcPr>
             <w:tcW w:w="1996" w:type="dxa"/>
-            <w:tcBorders>
-              <w:top w:val="nil"/>
-              <w:left w:val="nil"/>
-              <w:bottom w:val="nil"/>
-              <w:right w:val="nil"/>
-            </w:tcBorders>
             <w:tcMar>
               <w:top w:w="40" w:type="dxa"/>
               <w:left w:w="60" w:type="dxa"/>
@@ -11101,12 +11137,6 @@
         <w:tc>
           <w:tcPr>
             <w:tcW w:w="3280" w:type="dxa"/>
-            <w:tcBorders>
-              <w:top w:val="nil"/>
-              <w:left w:val="nil"/>
-              <w:bottom w:val="nil"/>
-              <w:right w:val="nil"/>
-            </w:tcBorders>
             <w:tcMar>
               <w:top w:w="40" w:type="dxa"/>
               <w:left w:w="60" w:type="dxa"/>
@@ -11124,12 +11154,6 @@
         <w:tc>
           <w:tcPr>
             <w:tcW w:w="2095" w:type="dxa"/>
-            <w:tcBorders>
-              <w:top w:val="nil"/>
-              <w:left w:val="nil"/>
-              <w:bottom w:val="nil"/>
-              <w:right w:val="nil"/>
-            </w:tcBorders>
             <w:tcMar>
               <w:top w:w="40" w:type="dxa"/>
               <w:left w:w="60" w:type="dxa"/>
@@ -11149,12 +11173,6 @@
         <w:tc>
           <w:tcPr>
             <w:tcW w:w="3308" w:type="dxa"/>
-            <w:tcBorders>
-              <w:top w:val="nil"/>
-              <w:left w:val="nil"/>
-              <w:bottom w:val="nil"/>
-              <w:right w:val="nil"/>
-            </w:tcBorders>
             <w:tcMar>
               <w:top w:w="40" w:type="dxa"/>
               <w:left w:w="60" w:type="dxa"/>
@@ -11172,12 +11190,6 @@
         <w:tc>
           <w:tcPr>
             <w:tcW w:w="1968" w:type="dxa"/>
-            <w:tcBorders>
-              <w:top w:val="nil"/>
-              <w:left w:val="nil"/>
-              <w:bottom w:val="nil"/>
-              <w:right w:val="nil"/>
-            </w:tcBorders>
             <w:tcMar>
               <w:top w:w="40" w:type="dxa"/>
               <w:left w:w="60" w:type="dxa"/>
@@ -11197,12 +11209,6 @@
         <w:tc>
           <w:tcPr>
             <w:tcW w:w="3280" w:type="dxa"/>
-            <w:tcBorders>
-              <w:top w:val="nil"/>
-              <w:left w:val="nil"/>
-              <w:bottom w:val="nil"/>
-              <w:right w:val="nil"/>
-            </w:tcBorders>
             <w:tcMar>
               <w:top w:w="40" w:type="dxa"/>
               <w:left w:w="60" w:type="dxa"/>
@@ -11220,12 +11226,6 @@
         <w:tc>
           <w:tcPr>
             <w:tcW w:w="1996" w:type="dxa"/>
-            <w:tcBorders>
-              <w:top w:val="nil"/>
-              <w:left w:val="nil"/>
-              <w:bottom w:val="nil"/>
-              <w:right w:val="nil"/>
-            </w:tcBorders>
             <w:tcMar>
               <w:top w:w="40" w:type="dxa"/>
               <w:left w:w="60" w:type="dxa"/>
@@ -11269,10 +11269,12 @@
       <w:tblPr>
         <w:tblW w:w="0" w:type="auto"/>
         <w:tblBorders>
-          <w:top w:val="single" w:sz="2" w:space="0" w:color="A3A3A3"/>
-          <w:left w:val="single" w:sz="2" w:space="0" w:color="A3A3A3"/>
-          <w:bottom w:val="single" w:sz="2" w:space="0" w:color="A3A3A3"/>
-          <w:right w:val="single" w:sz="2" w:space="0" w:color="A3A3A3"/>
+          <w:top w:val="single" w:sz="4" w:space="0" w:color="auto"/>
+          <w:left w:val="single" w:sz="4" w:space="0" w:color="auto"/>
+          <w:bottom w:val="single" w:sz="4" w:space="0" w:color="auto"/>
+          <w:right w:val="single" w:sz="4" w:space="0" w:color="auto"/>
+          <w:insideH w:val="single" w:sz="4" w:space="0" w:color="auto"/>
+          <w:insideV w:val="single" w:sz="4" w:space="0" w:color="auto"/>
         </w:tblBorders>
         <w:tblCellMar>
           <w:left w:w="0" w:type="dxa"/>
@@ -11290,12 +11292,6 @@
         <w:tc>
           <w:tcPr>
             <w:tcW w:w="2508" w:type="dxa"/>
-            <w:tcBorders>
-              <w:top w:val="nil"/>
-              <w:left w:val="nil"/>
-              <w:bottom w:val="nil"/>
-              <w:right w:val="nil"/>
-            </w:tcBorders>
             <w:tcMar>
               <w:top w:w="40" w:type="dxa"/>
               <w:left w:w="60" w:type="dxa"/>
@@ -11317,12 +11313,6 @@
         <w:tc>
           <w:tcPr>
             <w:tcW w:w="1754" w:type="dxa"/>
-            <w:tcBorders>
-              <w:top w:val="nil"/>
-              <w:left w:val="nil"/>
-              <w:bottom w:val="nil"/>
-              <w:right w:val="nil"/>
-            </w:tcBorders>
             <w:tcMar>
               <w:top w:w="40" w:type="dxa"/>
               <w:left w:w="60" w:type="dxa"/>
@@ -11346,12 +11336,6 @@
         <w:tc>
           <w:tcPr>
             <w:tcW w:w="2508" w:type="dxa"/>
-            <w:tcBorders>
-              <w:top w:val="nil"/>
-              <w:left w:val="nil"/>
-              <w:bottom w:val="nil"/>
-              <w:right w:val="nil"/>
-            </w:tcBorders>
             <w:tcMar>
               <w:top w:w="40" w:type="dxa"/>
               <w:left w:w="60" w:type="dxa"/>
@@ -11369,12 +11353,6 @@
         <w:tc>
           <w:tcPr>
             <w:tcW w:w="1754" w:type="dxa"/>
-            <w:tcBorders>
-              <w:top w:val="nil"/>
-              <w:left w:val="nil"/>
-              <w:bottom w:val="nil"/>
-              <w:right w:val="nil"/>
-            </w:tcBorders>
             <w:tcMar>
               <w:top w:w="40" w:type="dxa"/>
               <w:left w:w="60" w:type="dxa"/>
@@ -11394,12 +11372,6 @@
         <w:tc>
           <w:tcPr>
             <w:tcW w:w="2508" w:type="dxa"/>
-            <w:tcBorders>
-              <w:top w:val="nil"/>
-              <w:left w:val="nil"/>
-              <w:bottom w:val="nil"/>
-              <w:right w:val="nil"/>
-            </w:tcBorders>
             <w:tcMar>
               <w:top w:w="40" w:type="dxa"/>
               <w:left w:w="60" w:type="dxa"/>
@@ -11417,12 +11389,6 @@
         <w:tc>
           <w:tcPr>
             <w:tcW w:w="1754" w:type="dxa"/>
-            <w:tcBorders>
-              <w:top w:val="nil"/>
-              <w:left w:val="nil"/>
-              <w:bottom w:val="nil"/>
-              <w:right w:val="nil"/>
-            </w:tcBorders>
             <w:tcMar>
               <w:top w:w="40" w:type="dxa"/>
               <w:left w:w="60" w:type="dxa"/>
@@ -11442,12 +11408,6 @@
         <w:tc>
           <w:tcPr>
             <w:tcW w:w="2536" w:type="dxa"/>
-            <w:tcBorders>
-              <w:top w:val="nil"/>
-              <w:left w:val="nil"/>
-              <w:bottom w:val="nil"/>
-              <w:right w:val="nil"/>
-            </w:tcBorders>
             <w:tcMar>
               <w:top w:w="40" w:type="dxa"/>
               <w:left w:w="60" w:type="dxa"/>
@@ -11465,12 +11425,6 @@
         <w:tc>
           <w:tcPr>
             <w:tcW w:w="1826" w:type="dxa"/>
-            <w:tcBorders>
-              <w:top w:val="nil"/>
-              <w:left w:val="nil"/>
-              <w:bottom w:val="nil"/>
-              <w:right w:val="nil"/>
-            </w:tcBorders>
             <w:tcMar>
               <w:top w:w="40" w:type="dxa"/>
               <w:left w:w="60" w:type="dxa"/>
@@ -11501,10 +11455,12 @@
       <w:tblPr>
         <w:tblW w:w="0" w:type="auto"/>
         <w:tblBorders>
-          <w:top w:val="single" w:sz="2" w:space="0" w:color="A3A3A3"/>
-          <w:left w:val="single" w:sz="2" w:space="0" w:color="A3A3A3"/>
-          <w:bottom w:val="single" w:sz="2" w:space="0" w:color="A3A3A3"/>
-          <w:right w:val="single" w:sz="2" w:space="0" w:color="A3A3A3"/>
+          <w:top w:val="single" w:sz="4" w:space="0" w:color="auto"/>
+          <w:left w:val="single" w:sz="4" w:space="0" w:color="auto"/>
+          <w:bottom w:val="single" w:sz="4" w:space="0" w:color="auto"/>
+          <w:right w:val="single" w:sz="4" w:space="0" w:color="auto"/>
+          <w:insideH w:val="single" w:sz="4" w:space="0" w:color="auto"/>
+          <w:insideV w:val="single" w:sz="4" w:space="0" w:color="auto"/>
         </w:tblBorders>
         <w:tblCellMar>
           <w:left w:w="0" w:type="dxa"/>
@@ -11522,12 +11478,6 @@
         <w:tc>
           <w:tcPr>
             <w:tcW w:w="2068" w:type="dxa"/>
-            <w:tcBorders>
-              <w:top w:val="nil"/>
-              <w:left w:val="nil"/>
-              <w:bottom w:val="nil"/>
-              <w:right w:val="nil"/>
-            </w:tcBorders>
             <w:tcMar>
               <w:top w:w="40" w:type="dxa"/>
               <w:left w:w="60" w:type="dxa"/>
@@ -11549,12 +11499,6 @@
         <w:tc>
           <w:tcPr>
             <w:tcW w:w="2053" w:type="dxa"/>
-            <w:tcBorders>
-              <w:top w:val="nil"/>
-              <w:left w:val="nil"/>
-              <w:bottom w:val="nil"/>
-              <w:right w:val="nil"/>
-            </w:tcBorders>
             <w:tcMar>
               <w:top w:w="40" w:type="dxa"/>
               <w:left w:w="60" w:type="dxa"/>
@@ -11578,12 +11522,6 @@
         <w:tc>
           <w:tcPr>
             <w:tcW w:w="2068" w:type="dxa"/>
-            <w:tcBorders>
-              <w:top w:val="nil"/>
-              <w:left w:val="nil"/>
-              <w:bottom w:val="nil"/>
-              <w:right w:val="nil"/>
-            </w:tcBorders>
             <w:tcMar>
               <w:top w:w="40" w:type="dxa"/>
               <w:left w:w="60" w:type="dxa"/>
@@ -11601,12 +11539,6 @@
         <w:tc>
           <w:tcPr>
             <w:tcW w:w="2053" w:type="dxa"/>
-            <w:tcBorders>
-              <w:top w:val="nil"/>
-              <w:left w:val="nil"/>
-              <w:bottom w:val="nil"/>
-              <w:right w:val="nil"/>
-            </w:tcBorders>
             <w:tcMar>
               <w:top w:w="40" w:type="dxa"/>
               <w:left w:w="60" w:type="dxa"/>
@@ -11626,12 +11558,6 @@
         <w:tc>
           <w:tcPr>
             <w:tcW w:w="2068" w:type="dxa"/>
-            <w:tcBorders>
-              <w:top w:val="nil"/>
-              <w:left w:val="nil"/>
-              <w:bottom w:val="nil"/>
-              <w:right w:val="nil"/>
-            </w:tcBorders>
             <w:tcMar>
               <w:top w:w="40" w:type="dxa"/>
               <w:left w:w="60" w:type="dxa"/>
@@ -11649,12 +11575,6 @@
         <w:tc>
           <w:tcPr>
             <w:tcW w:w="2133" w:type="dxa"/>
-            <w:tcBorders>
-              <w:top w:val="nil"/>
-              <w:left w:val="nil"/>
-              <w:bottom w:val="nil"/>
-              <w:right w:val="nil"/>
-            </w:tcBorders>
             <w:tcMar>
               <w:top w:w="40" w:type="dxa"/>
               <w:left w:w="60" w:type="dxa"/>
@@ -11674,12 +11594,6 @@
         <w:tc>
           <w:tcPr>
             <w:tcW w:w="2095" w:type="dxa"/>
-            <w:tcBorders>
-              <w:top w:val="nil"/>
-              <w:left w:val="nil"/>
-              <w:bottom w:val="nil"/>
-              <w:right w:val="nil"/>
-            </w:tcBorders>
             <w:tcMar>
               <w:top w:w="40" w:type="dxa"/>
               <w:left w:w="60" w:type="dxa"/>
@@ -11697,12 +11611,6 @@
         <w:tc>
           <w:tcPr>
             <w:tcW w:w="2125" w:type="dxa"/>
-            <w:tcBorders>
-              <w:top w:val="nil"/>
-              <w:left w:val="nil"/>
-              <w:bottom w:val="nil"/>
-              <w:right w:val="nil"/>
-            </w:tcBorders>
             <w:tcMar>
               <w:top w:w="40" w:type="dxa"/>
               <w:left w:w="60" w:type="dxa"/>
@@ -11736,10 +11644,12 @@
       <w:tblPr>
         <w:tblW w:w="0" w:type="auto"/>
         <w:tblBorders>
-          <w:top w:val="single" w:sz="2" w:space="0" w:color="A3A3A3"/>
-          <w:left w:val="single" w:sz="2" w:space="0" w:color="A3A3A3"/>
-          <w:bottom w:val="single" w:sz="2" w:space="0" w:color="A3A3A3"/>
-          <w:right w:val="single" w:sz="2" w:space="0" w:color="A3A3A3"/>
+          <w:top w:val="single" w:sz="4" w:space="0" w:color="auto"/>
+          <w:left w:val="single" w:sz="4" w:space="0" w:color="auto"/>
+          <w:bottom w:val="single" w:sz="4" w:space="0" w:color="auto"/>
+          <w:right w:val="single" w:sz="4" w:space="0" w:color="auto"/>
+          <w:insideH w:val="single" w:sz="4" w:space="0" w:color="auto"/>
+          <w:insideV w:val="single" w:sz="4" w:space="0" w:color="auto"/>
         </w:tblBorders>
         <w:tblCellMar>
           <w:left w:w="0" w:type="dxa"/>
@@ -11757,12 +11667,6 @@
         <w:tc>
           <w:tcPr>
             <w:tcW w:w="1908" w:type="dxa"/>
-            <w:tcBorders>
-              <w:top w:val="nil"/>
-              <w:left w:val="nil"/>
-              <w:bottom w:val="nil"/>
-              <w:right w:val="nil"/>
-            </w:tcBorders>
             <w:tcMar>
               <w:top w:w="40" w:type="dxa"/>
               <w:left w:w="60" w:type="dxa"/>
@@ -11784,12 +11688,6 @@
         <w:tc>
           <w:tcPr>
             <w:tcW w:w="1496" w:type="dxa"/>
-            <w:tcBorders>
-              <w:top w:val="nil"/>
-              <w:left w:val="nil"/>
-              <w:bottom w:val="nil"/>
-              <w:right w:val="nil"/>
-            </w:tcBorders>
             <w:tcMar>
               <w:top w:w="40" w:type="dxa"/>
               <w:left w:w="60" w:type="dxa"/>
@@ -11813,12 +11711,6 @@
         <w:tc>
           <w:tcPr>
             <w:tcW w:w="1908" w:type="dxa"/>
-            <w:tcBorders>
-              <w:top w:val="nil"/>
-              <w:left w:val="nil"/>
-              <w:bottom w:val="nil"/>
-              <w:right w:val="nil"/>
-            </w:tcBorders>
             <w:tcMar>
               <w:top w:w="40" w:type="dxa"/>
               <w:left w:w="60" w:type="dxa"/>
@@ -11836,12 +11728,6 @@
         <w:tc>
           <w:tcPr>
             <w:tcW w:w="1496" w:type="dxa"/>
-            <w:tcBorders>
-              <w:top w:val="nil"/>
-              <w:left w:val="nil"/>
-              <w:bottom w:val="nil"/>
-              <w:right w:val="nil"/>
-            </w:tcBorders>
             <w:tcMar>
               <w:top w:w="40" w:type="dxa"/>
               <w:left w:w="60" w:type="dxa"/>
@@ -11861,12 +11747,6 @@
         <w:tc>
           <w:tcPr>
             <w:tcW w:w="1908" w:type="dxa"/>
-            <w:tcBorders>
-              <w:top w:val="nil"/>
-              <w:left w:val="nil"/>
-              <w:bottom w:val="nil"/>
-              <w:right w:val="nil"/>
-            </w:tcBorders>
             <w:tcMar>
               <w:top w:w="40" w:type="dxa"/>
               <w:left w:w="60" w:type="dxa"/>
@@ -11885,12 +11765,6 @@
         <w:tc>
           <w:tcPr>
             <w:tcW w:w="1597" w:type="dxa"/>
-            <w:tcBorders>
-              <w:top w:val="nil"/>
-              <w:left w:val="nil"/>
-              <w:bottom w:val="nil"/>
-              <w:right w:val="nil"/>
-            </w:tcBorders>
             <w:tcMar>
               <w:top w:w="40" w:type="dxa"/>
               <w:left w:w="60" w:type="dxa"/>
@@ -11910,12 +11784,6 @@
         <w:tc>
           <w:tcPr>
             <w:tcW w:w="1937" w:type="dxa"/>
-            <w:tcBorders>
-              <w:top w:val="nil"/>
-              <w:left w:val="nil"/>
-              <w:bottom w:val="nil"/>
-              <w:right w:val="nil"/>
-            </w:tcBorders>
             <w:tcMar>
               <w:top w:w="40" w:type="dxa"/>
               <w:left w:w="60" w:type="dxa"/>
@@ -11933,12 +11801,6 @@
         <w:tc>
           <w:tcPr>
             <w:tcW w:w="1503" w:type="dxa"/>
-            <w:tcBorders>
-              <w:top w:val="nil"/>
-              <w:left w:val="nil"/>
-              <w:bottom w:val="nil"/>
-              <w:right w:val="nil"/>
-            </w:tcBorders>
             <w:tcMar>
               <w:top w:w="40" w:type="dxa"/>
               <w:left w:w="60" w:type="dxa"/>
@@ -12567,1732 +12429,6 @@
         <w:t> </w:t>
       </w:r>
     </w:p>
-    <w:p>
-      <w:hyperlink r:id="rId8" w:history="1">
-        <w:r>
-          <w:rPr>
-            <w:rStyle w:val="Hyperlink"/>
-          </w:rPr>
-          <w:t>https://www.youtube.com/watch?v=Ez8F0nW6S-w</w:t>
-        </w:r>
-      </w:hyperlink>
-    </w:p>
-    <w:p>
-      <w:r>
-        <w:t>by Apna college</w:t>
-      </w:r>
-    </w:p>
-    <w:p>
-      <w:pPr>
-        <w:rPr>
-          <w:b/>
-          <w:bCs/>
-        </w:rPr>
-      </w:pPr>
-      <w:r>
-        <w:rPr>
-          <w:b/>
-          <w:bCs/>
-        </w:rPr>
-        <w:t>Git and GitHub Basics – Working in Visual Studio Code</w:t>
-      </w:r>
-    </w:p>
-    <w:p>
-      <w:pPr>
-        <w:rPr>
-          <w:b/>
-          <w:bCs/>
-        </w:rPr>
-      </w:pPr>
-      <w:r>
-        <w:rPr>
-          <w:b/>
-          <w:bCs/>
-        </w:rPr>
-        <w:t>1. Visual Studio Code Terminal</w:t>
-      </w:r>
-    </w:p>
-    <w:p>
-      <w:pPr>
-        <w:numPr>
-          <w:ilvl w:val="0"/>
-          <w:numId w:val="142"/>
-        </w:numPr>
-      </w:pPr>
-      <w:r>
-        <w:t xml:space="preserve">When we open the terminal in </w:t>
-      </w:r>
-      <w:r>
-        <w:rPr>
-          <w:b/>
-          <w:bCs/>
-        </w:rPr>
-        <w:t>Visual Studio Code (VS Code)</w:t>
-      </w:r>
-      <w:r>
-        <w:t xml:space="preserve"> on Windows, it opens </w:t>
-      </w:r>
-      <w:r>
-        <w:rPr>
-          <w:b/>
-          <w:bCs/>
-        </w:rPr>
-        <w:t>PowerShell by default</w:t>
-      </w:r>
-      <w:r>
-        <w:t>.</w:t>
-      </w:r>
-    </w:p>
-    <w:p>
-      <w:pPr>
-        <w:numPr>
-          <w:ilvl w:val="0"/>
-          <w:numId w:val="142"/>
-        </w:numPr>
-      </w:pPr>
-      <w:r>
-        <w:t>PowerShell commands are slightly different from Linux / Git Bash commands.</w:t>
-      </w:r>
-    </w:p>
-    <w:p>
-      <w:pPr>
-        <w:rPr>
-          <w:b/>
-          <w:bCs/>
-        </w:rPr>
-      </w:pPr>
-      <w:r>
-        <w:rPr>
-          <w:b/>
-          <w:bCs/>
-        </w:rPr>
-        <w:t>Listing Files</w:t>
-      </w:r>
-    </w:p>
-    <w:p>
-      <w:pPr>
-        <w:numPr>
-          <w:ilvl w:val="0"/>
-          <w:numId w:val="143"/>
-        </w:numPr>
-      </w:pPr>
-      <w:r>
-        <w:t>To list files:</w:t>
-      </w:r>
-    </w:p>
-    <w:p>
-      <w:pPr>
-        <w:numPr>
-          <w:ilvl w:val="0"/>
-          <w:numId w:val="143"/>
-        </w:numPr>
-        <w:tabs>
-          <w:tab w:val="clear" w:pos="720"/>
-        </w:tabs>
-      </w:pPr>
-      <w:r>
-        <w:t>ls</w:t>
-      </w:r>
-    </w:p>
-    <w:p>
-      <w:pPr>
-        <w:numPr>
-          <w:ilvl w:val="0"/>
-          <w:numId w:val="143"/>
-        </w:numPr>
-      </w:pPr>
-      <w:r>
-        <w:t xml:space="preserve">To list </w:t>
-      </w:r>
-      <w:r>
-        <w:rPr>
-          <w:b/>
-          <w:bCs/>
-        </w:rPr>
-        <w:t>hidden files</w:t>
-      </w:r>
-      <w:r>
-        <w:t xml:space="preserve"> (</w:t>
-      </w:r>
-      <w:proofErr w:type="gramStart"/>
-      <w:r>
-        <w:t>like .git</w:t>
-      </w:r>
-      <w:proofErr w:type="gramEnd"/>
-      <w:r>
-        <w:t>):</w:t>
-      </w:r>
-    </w:p>
-    <w:p>
-      <w:pPr>
-        <w:numPr>
-          <w:ilvl w:val="0"/>
-          <w:numId w:val="143"/>
-        </w:numPr>
-        <w:tabs>
-          <w:tab w:val="clear" w:pos="720"/>
-        </w:tabs>
-      </w:pPr>
-      <w:r>
-        <w:t>ls -Force</w:t>
-      </w:r>
-    </w:p>
-    <w:p>
-      <w:r>
-        <w:t>In Git Bash, the equivalent command is ls -a.</w:t>
-      </w:r>
-    </w:p>
-    <w:p>
-      <w:r>
-        <w:pict w14:anchorId="19F304F4">
-          <v:rect id="_x0000_i1025" style="width:0;height:1.5pt" o:hralign="center" o:hrstd="t" o:hr="t" fillcolor="#a0a0a0" stroked="f"/>
-        </w:pict>
-      </w:r>
-    </w:p>
-    <w:p>
-      <w:pPr>
-        <w:rPr>
-          <w:b/>
-          <w:bCs/>
-        </w:rPr>
-      </w:pPr>
-      <w:r>
-        <w:rPr>
-          <w:b/>
-          <w:bCs/>
-        </w:rPr>
-        <w:t>2. Git File Status Indicators in VS Code</w:t>
-      </w:r>
-    </w:p>
-    <w:p>
-      <w:pPr>
-        <w:numPr>
-          <w:ilvl w:val="0"/>
-          <w:numId w:val="144"/>
-        </w:numPr>
-      </w:pPr>
-      <w:r>
-        <w:t xml:space="preserve">When a file is </w:t>
-      </w:r>
-      <w:r>
-        <w:rPr>
-          <w:b/>
-          <w:bCs/>
-        </w:rPr>
-        <w:t>modified</w:t>
-      </w:r>
-      <w:r>
-        <w:t xml:space="preserve">, VS Code shows it in </w:t>
-      </w:r>
-      <w:r>
-        <w:rPr>
-          <w:b/>
-          <w:bCs/>
-        </w:rPr>
-        <w:t>yellow color</w:t>
-      </w:r>
-      <w:r>
-        <w:t xml:space="preserve"> with an </w:t>
-      </w:r>
-      <w:r>
-        <w:rPr>
-          <w:b/>
-          <w:bCs/>
-        </w:rPr>
-        <w:t>M symbol</w:t>
-      </w:r>
-      <w:r>
-        <w:t>.</w:t>
-      </w:r>
-    </w:p>
-    <w:p>
-      <w:pPr>
-        <w:numPr>
-          <w:ilvl w:val="0"/>
-          <w:numId w:val="144"/>
-        </w:numPr>
-      </w:pPr>
-      <w:r>
-        <w:t xml:space="preserve">This means the file is </w:t>
-      </w:r>
-      <w:r>
-        <w:rPr>
-          <w:b/>
-          <w:bCs/>
-        </w:rPr>
-        <w:t>modified but not staged</w:t>
-      </w:r>
-      <w:r>
-        <w:t>.</w:t>
-      </w:r>
-    </w:p>
-    <w:p>
-      <w:r>
-        <w:pict w14:anchorId="1B11BEF0">
-          <v:rect id="_x0000_i1026" style="width:0;height:1.5pt" o:hralign="center" o:hrstd="t" o:hr="t" fillcolor="#a0a0a0" stroked="f"/>
-        </w:pict>
-      </w:r>
-    </w:p>
-    <w:p>
-      <w:pPr>
-        <w:rPr>
-          <w:b/>
-          <w:bCs/>
-        </w:rPr>
-      </w:pPr>
-      <w:r>
-        <w:rPr>
-          <w:b/>
-          <w:bCs/>
-        </w:rPr>
-        <w:t>3. Git Stages Explained</w:t>
-      </w:r>
-    </w:p>
-    <w:p>
-      <w:pPr>
-        <w:rPr>
-          <w:b/>
-          <w:bCs/>
-        </w:rPr>
-      </w:pPr>
-      <w:r>
-        <w:rPr>
-          <w:b/>
-          <w:bCs/>
-        </w:rPr>
-        <w:t>Working Directory</w:t>
-      </w:r>
-    </w:p>
-    <w:p>
-      <w:pPr>
-        <w:numPr>
-          <w:ilvl w:val="0"/>
-          <w:numId w:val="145"/>
-        </w:numPr>
-      </w:pPr>
-      <w:r>
-        <w:t xml:space="preserve">Files that are newly created or modified but </w:t>
-      </w:r>
-      <w:r>
-        <w:rPr>
-          <w:b/>
-          <w:bCs/>
-        </w:rPr>
-        <w:t>not added</w:t>
-      </w:r>
-      <w:r>
-        <w:t>.</w:t>
-      </w:r>
-    </w:p>
-    <w:p>
-      <w:pPr>
-        <w:rPr>
-          <w:b/>
-          <w:bCs/>
-        </w:rPr>
-      </w:pPr>
-      <w:r>
-        <w:rPr>
-          <w:b/>
-          <w:bCs/>
-        </w:rPr>
-        <w:t>Staged Area</w:t>
-      </w:r>
-    </w:p>
-    <w:p>
-      <w:pPr>
-        <w:numPr>
-          <w:ilvl w:val="0"/>
-          <w:numId w:val="146"/>
-        </w:numPr>
-      </w:pPr>
-      <w:r>
-        <w:t>When we add modified or new files using:</w:t>
-      </w:r>
-    </w:p>
-    <w:p>
-      <w:pPr>
-        <w:numPr>
-          <w:ilvl w:val="0"/>
-          <w:numId w:val="146"/>
-        </w:numPr>
-        <w:tabs>
-          <w:tab w:val="clear" w:pos="720"/>
-        </w:tabs>
-      </w:pPr>
-      <w:r>
-        <w:t>git add &lt;</w:t>
-      </w:r>
-      <w:proofErr w:type="spellStart"/>
-      <w:r>
-        <w:t>file_name</w:t>
-      </w:r>
-      <w:proofErr w:type="spellEnd"/>
-      <w:r>
-        <w:t>&gt;</w:t>
-      </w:r>
-    </w:p>
-    <w:p>
-      <w:pPr>
-        <w:numPr>
-          <w:ilvl w:val="0"/>
-          <w:numId w:val="146"/>
-        </w:numPr>
-      </w:pPr>
-      <w:r>
-        <w:t xml:space="preserve">This stage is called the </w:t>
-      </w:r>
-      <w:r>
-        <w:rPr>
-          <w:b/>
-          <w:bCs/>
-        </w:rPr>
-        <w:t>staged state</w:t>
-      </w:r>
-      <w:r>
-        <w:t>.</w:t>
-      </w:r>
-    </w:p>
-    <w:p>
-      <w:pPr>
-        <w:rPr>
-          <w:b/>
-          <w:bCs/>
-        </w:rPr>
-      </w:pPr>
-      <w:r>
-        <w:rPr>
-          <w:b/>
-          <w:bCs/>
-        </w:rPr>
-        <w:lastRenderedPageBreak/>
-        <w:t>Commit</w:t>
-      </w:r>
-    </w:p>
-    <w:p>
-      <w:pPr>
-        <w:numPr>
-          <w:ilvl w:val="0"/>
-          <w:numId w:val="147"/>
-        </w:numPr>
-      </w:pPr>
-      <w:r>
-        <w:t>After staging, we save changes using:</w:t>
-      </w:r>
-    </w:p>
-    <w:p>
-      <w:pPr>
-        <w:numPr>
-          <w:ilvl w:val="0"/>
-          <w:numId w:val="147"/>
-        </w:numPr>
-        <w:tabs>
-          <w:tab w:val="clear" w:pos="720"/>
-        </w:tabs>
-      </w:pPr>
-      <w:r>
-        <w:t>git commit -m "commit message"</w:t>
-      </w:r>
-    </w:p>
-    <w:p>
-      <w:pPr>
-        <w:numPr>
-          <w:ilvl w:val="0"/>
-          <w:numId w:val="147"/>
-        </w:numPr>
-      </w:pPr>
-      <w:r>
-        <w:t xml:space="preserve">A commit is </w:t>
-      </w:r>
-      <w:r>
-        <w:rPr>
-          <w:b/>
-          <w:bCs/>
-        </w:rPr>
-        <w:t>local to our machine</w:t>
-      </w:r>
-      <w:r>
-        <w:t>.</w:t>
-      </w:r>
-    </w:p>
-    <w:p>
-      <w:r>
-        <w:pict w14:anchorId="12D6BCCE">
-          <v:rect id="_x0000_i1027" style="width:0;height:1.5pt" o:hralign="center" o:hrstd="t" o:hr="t" fillcolor="#a0a0a0" stroked="f"/>
-        </w:pict>
-      </w:r>
-    </w:p>
-    <w:p>
-      <w:pPr>
-        <w:rPr>
-          <w:b/>
-          <w:bCs/>
-        </w:rPr>
-      </w:pPr>
-      <w:r>
-        <w:rPr>
-          <w:b/>
-          <w:bCs/>
-        </w:rPr>
-        <w:t>4. Pushing Changes to GitHub</w:t>
-      </w:r>
-    </w:p>
-    <w:p>
-      <w:r>
-        <w:t>To push committed changes to GitHub:</w:t>
-      </w:r>
-    </w:p>
-    <w:p>
-      <w:r>
-        <w:t>git push origin main</w:t>
-      </w:r>
-    </w:p>
-    <w:p>
-      <w:pPr>
-        <w:rPr>
-          <w:b/>
-          <w:bCs/>
-        </w:rPr>
-      </w:pPr>
-      <w:r>
-        <w:rPr>
-          <w:b/>
-          <w:bCs/>
-        </w:rPr>
-        <w:t>Meaning of origin and main</w:t>
-      </w:r>
-    </w:p>
-    <w:p>
-      <w:pPr>
-        <w:numPr>
-          <w:ilvl w:val="0"/>
-          <w:numId w:val="148"/>
-        </w:numPr>
-      </w:pPr>
-      <w:r>
-        <w:rPr>
-          <w:b/>
-          <w:bCs/>
-        </w:rPr>
-        <w:t>origin</w:t>
-      </w:r>
-      <w:r>
-        <w:t xml:space="preserve"> → Default name of the remote GitHub repository</w:t>
-      </w:r>
-    </w:p>
-    <w:p>
-      <w:pPr>
-        <w:numPr>
-          <w:ilvl w:val="0"/>
-          <w:numId w:val="148"/>
-        </w:numPr>
-      </w:pPr>
-      <w:r>
-        <w:rPr>
-          <w:b/>
-          <w:bCs/>
-        </w:rPr>
-        <w:t>main</w:t>
-      </w:r>
-      <w:r>
-        <w:t xml:space="preserve"> → Branch name</w:t>
-      </w:r>
-    </w:p>
-    <w:p>
-      <w:r>
-        <w:pict w14:anchorId="5315E67A">
-          <v:rect id="_x0000_i1028" style="width:0;height:1.5pt" o:hralign="center" o:hrstd="t" o:hr="t" fillcolor="#a0a0a0" stroked="f"/>
-        </w:pict>
-      </w:r>
-    </w:p>
-    <w:p>
-      <w:pPr>
-        <w:rPr>
-          <w:b/>
-          <w:bCs/>
-        </w:rPr>
-      </w:pPr>
-      <w:r>
-        <w:rPr>
-          <w:b/>
-          <w:bCs/>
-        </w:rPr>
-        <w:t>5. Git Repository Initialization</w:t>
-      </w:r>
-    </w:p>
-    <w:p>
-      <w:pPr>
-        <w:numPr>
-          <w:ilvl w:val="0"/>
-          <w:numId w:val="149"/>
-        </w:numPr>
-      </w:pPr>
-      <w:r>
-        <w:t>If we already have a folder and want to make it a Git repository:</w:t>
-      </w:r>
-    </w:p>
-    <w:p>
-      <w:pPr>
-        <w:numPr>
-          <w:ilvl w:val="0"/>
-          <w:numId w:val="149"/>
-        </w:numPr>
-        <w:tabs>
-          <w:tab w:val="clear" w:pos="720"/>
-        </w:tabs>
-      </w:pPr>
-      <w:r>
-        <w:t xml:space="preserve">git </w:t>
-      </w:r>
-      <w:proofErr w:type="spellStart"/>
-      <w:r>
-        <w:t>init</w:t>
-      </w:r>
-      <w:proofErr w:type="spellEnd"/>
-    </w:p>
-    <w:p>
-      <w:r>
-        <w:pict w14:anchorId="0A37C6A4">
-          <v:rect id="_x0000_i1029" style="width:0;height:1.5pt" o:hralign="center" o:hrstd="t" o:hr="t" fillcolor="#a0a0a0" stroked="f"/>
-        </w:pict>
-      </w:r>
-    </w:p>
-    <w:p>
-      <w:pPr>
-        <w:rPr>
-          <w:b/>
-          <w:bCs/>
-        </w:rPr>
-      </w:pPr>
-      <w:r>
-        <w:rPr>
-          <w:b/>
-          <w:bCs/>
-        </w:rPr>
-        <w:t>6. Connecting Local Repo to GitHub</w:t>
-      </w:r>
-    </w:p>
-    <w:p>
-      <w:pPr>
-        <w:rPr>
-          <w:b/>
-          <w:bCs/>
-        </w:rPr>
-      </w:pPr>
-      <w:r>
-        <w:rPr>
-          <w:b/>
-          <w:bCs/>
-        </w:rPr>
-        <w:t>Add Remote Repository</w:t>
-      </w:r>
-    </w:p>
-    <w:p>
-      <w:r>
-        <w:t>git remote add origin &lt;</w:t>
-      </w:r>
-      <w:proofErr w:type="spellStart"/>
-      <w:r>
-        <w:t>github_repo_url</w:t>
-      </w:r>
-      <w:proofErr w:type="spellEnd"/>
-      <w:r>
-        <w:t>&gt;</w:t>
-      </w:r>
-    </w:p>
-    <w:p>
-      <w:r>
-        <w:rPr>
-          <w:b/>
-          <w:bCs/>
-        </w:rPr>
-        <w:t>Purpose</w:t>
-      </w:r>
-      <w:r>
-        <w:t>:</w:t>
-      </w:r>
-    </w:p>
-    <w:p>
-      <w:pPr>
-        <w:numPr>
-          <w:ilvl w:val="0"/>
-          <w:numId w:val="150"/>
-        </w:numPr>
-      </w:pPr>
-      <w:r>
-        <w:t>Connects the local repository to a remote GitHub repository.</w:t>
-      </w:r>
-    </w:p>
-    <w:p>
-      <w:pPr>
-        <w:rPr>
-          <w:b/>
-          <w:bCs/>
-        </w:rPr>
-      </w:pPr>
-      <w:r>
-        <w:rPr>
-          <w:b/>
-          <w:bCs/>
-        </w:rPr>
-        <w:t>Verify Remote</w:t>
-      </w:r>
-    </w:p>
-    <w:p>
-      <w:r>
-        <w:t>git remote -v</w:t>
-      </w:r>
-    </w:p>
-    <w:p>
-      <w:r>
-        <w:pict w14:anchorId="18CC3FC5">
-          <v:rect id="_x0000_i1030" style="width:0;height:1.5pt" o:hralign="center" o:hrstd="t" o:hr="t" fillcolor="#a0a0a0" stroked="f"/>
-        </w:pict>
-      </w:r>
-    </w:p>
-    <w:p>
-      <w:pPr>
-        <w:rPr>
-          <w:b/>
-          <w:bCs/>
-        </w:rPr>
-      </w:pPr>
-      <w:r>
-        <w:rPr>
-          <w:b/>
-          <w:bCs/>
-        </w:rPr>
-        <w:t>7. Branch Management</w:t>
-      </w:r>
-    </w:p>
-    <w:p>
-      <w:pPr>
-        <w:rPr>
-          <w:b/>
-          <w:bCs/>
-        </w:rPr>
-      </w:pPr>
-      <w:r>
-        <w:rPr>
-          <w:b/>
-          <w:bCs/>
-        </w:rPr>
-        <w:t>Check Branches</w:t>
-      </w:r>
-    </w:p>
-    <w:p>
-      <w:r>
-        <w:t>git branch</w:t>
-      </w:r>
-    </w:p>
-    <w:p>
-      <w:pPr>
-        <w:rPr>
-          <w:b/>
-          <w:bCs/>
-        </w:rPr>
-      </w:pPr>
-      <w:r>
-        <w:rPr>
-          <w:b/>
-          <w:bCs/>
-        </w:rPr>
-        <w:lastRenderedPageBreak/>
-        <w:t>Rename Branch</w:t>
-      </w:r>
-    </w:p>
-    <w:p>
-      <w:r>
-        <w:t>git branch -m main</w:t>
-      </w:r>
-    </w:p>
-    <w:p>
-      <w:pPr>
-        <w:rPr>
-          <w:b/>
-          <w:bCs/>
-        </w:rPr>
-      </w:pPr>
-      <w:r>
-        <w:rPr>
-          <w:b/>
-          <w:bCs/>
-        </w:rPr>
-        <w:t>Set Upstream Branch</w:t>
-      </w:r>
-    </w:p>
-    <w:p>
-      <w:r>
-        <w:t>git push -u origin main</w:t>
-      </w:r>
-    </w:p>
-    <w:p>
-      <w:pPr>
-        <w:numPr>
-          <w:ilvl w:val="0"/>
-          <w:numId w:val="151"/>
-        </w:numPr>
-      </w:pPr>
-      <w:r>
-        <w:t>-u sets the upstream, so next time we can simply run:</w:t>
-      </w:r>
-    </w:p>
-    <w:p>
-      <w:pPr>
-        <w:numPr>
-          <w:ilvl w:val="0"/>
-          <w:numId w:val="151"/>
-        </w:numPr>
-        <w:tabs>
-          <w:tab w:val="clear" w:pos="720"/>
-        </w:tabs>
-      </w:pPr>
-      <w:r>
-        <w:t>git push</w:t>
-      </w:r>
-    </w:p>
-    <w:p>
-      <w:r>
-        <w:pict w14:anchorId="6EB73943">
-          <v:rect id="_x0000_i1031" style="width:0;height:1.5pt" o:hralign="center" o:hrstd="t" o:hr="t" fillcolor="#a0a0a0" stroked="f"/>
-        </w:pict>
-      </w:r>
-    </w:p>
-    <w:p>
-      <w:pPr>
-        <w:rPr>
-          <w:b/>
-          <w:bCs/>
-        </w:rPr>
-      </w:pPr>
-      <w:r>
-        <w:rPr>
-          <w:b/>
-          <w:bCs/>
-        </w:rPr>
-        <w:t>8. Working with Feature Branches</w:t>
-      </w:r>
-    </w:p>
-    <w:p>
-      <w:pPr>
-        <w:numPr>
-          <w:ilvl w:val="0"/>
-          <w:numId w:val="152"/>
-        </w:numPr>
-      </w:pPr>
-      <w:r>
-        <w:t>Different developers work on different features using branches.</w:t>
-      </w:r>
-    </w:p>
-    <w:p>
-      <w:pPr>
-        <w:numPr>
-          <w:ilvl w:val="0"/>
-          <w:numId w:val="152"/>
-        </w:numPr>
-      </w:pPr>
-      <w:r>
-        <w:t>Example:</w:t>
-      </w:r>
-    </w:p>
-    <w:p>
-      <w:pPr>
-        <w:numPr>
-          <w:ilvl w:val="1"/>
-          <w:numId w:val="152"/>
-        </w:numPr>
-      </w:pPr>
-      <w:r>
-        <w:t>feature1 → Developer 1</w:t>
-      </w:r>
-    </w:p>
-    <w:p>
-      <w:pPr>
-        <w:numPr>
-          <w:ilvl w:val="1"/>
-          <w:numId w:val="152"/>
-        </w:numPr>
-      </w:pPr>
-      <w:r>
-        <w:t>feature2 → Developer 2</w:t>
-      </w:r>
-    </w:p>
-    <w:p>
-      <w:pPr>
-        <w:rPr>
-          <w:b/>
-          <w:bCs/>
-        </w:rPr>
-      </w:pPr>
-      <w:r>
-        <w:rPr>
-          <w:b/>
-          <w:bCs/>
-        </w:rPr>
-        <w:t>Create and Switch Branch</w:t>
-      </w:r>
-    </w:p>
-    <w:p>
-      <w:r>
-        <w:t>git checkout -b feature1</w:t>
-      </w:r>
-    </w:p>
-    <w:p>
-      <w:pPr>
-        <w:rPr>
-          <w:b/>
-          <w:bCs/>
-        </w:rPr>
-      </w:pPr>
-      <w:r>
-        <w:rPr>
-          <w:b/>
-          <w:bCs/>
-        </w:rPr>
-        <w:t>Push Feature Branch</w:t>
-      </w:r>
-    </w:p>
-    <w:p>
-      <w:r>
-        <w:t>git push origin feature1</w:t>
-      </w:r>
-    </w:p>
-    <w:p>
-      <w:pPr>
-        <w:rPr>
-          <w:b/>
-          <w:bCs/>
-        </w:rPr>
-      </w:pPr>
-      <w:r>
-        <w:rPr>
-          <w:b/>
-          <w:bCs/>
-        </w:rPr>
-        <w:t>Important Notes</w:t>
-      </w:r>
-    </w:p>
-    <w:p>
-      <w:pPr>
-        <w:numPr>
-          <w:ilvl w:val="0"/>
-          <w:numId w:val="153"/>
-        </w:numPr>
-      </w:pPr>
-      <w:r>
-        <w:t xml:space="preserve">You </w:t>
-      </w:r>
-      <w:r>
-        <w:rPr>
-          <w:b/>
-          <w:bCs/>
-        </w:rPr>
-        <w:t>cannot delete the branch</w:t>
-      </w:r>
-      <w:r>
-        <w:t xml:space="preserve"> you are currently on.</w:t>
-      </w:r>
-    </w:p>
-    <w:p>
-      <w:pPr>
-        <w:numPr>
-          <w:ilvl w:val="0"/>
-          <w:numId w:val="153"/>
-        </w:numPr>
-      </w:pPr>
-      <w:r>
-        <w:t>First, switch to another branch:</w:t>
-      </w:r>
-    </w:p>
-    <w:p>
-      <w:pPr>
-        <w:numPr>
-          <w:ilvl w:val="0"/>
-          <w:numId w:val="153"/>
-        </w:numPr>
-        <w:tabs>
-          <w:tab w:val="clear" w:pos="720"/>
-        </w:tabs>
-      </w:pPr>
-      <w:r>
-        <w:t>git checkout main</w:t>
-      </w:r>
-    </w:p>
-    <w:p>
-      <w:pPr>
-        <w:numPr>
-          <w:ilvl w:val="0"/>
-          <w:numId w:val="153"/>
-        </w:numPr>
-      </w:pPr>
-      <w:r>
-        <w:t xml:space="preserve">Changes done in feature1 </w:t>
-      </w:r>
-      <w:r>
-        <w:rPr>
-          <w:b/>
-          <w:bCs/>
-        </w:rPr>
-        <w:t>will not be visible</w:t>
-      </w:r>
-      <w:r>
-        <w:t xml:space="preserve"> in main until merged.</w:t>
-      </w:r>
-    </w:p>
-    <w:p>
-      <w:r>
-        <w:pict w14:anchorId="061CB13C">
-          <v:rect id="_x0000_i1032" style="width:0;height:1.5pt" o:hralign="center" o:hrstd="t" o:hr="t" fillcolor="#a0a0a0" stroked="f"/>
-        </w:pict>
-      </w:r>
-    </w:p>
-    <w:p>
-      <w:pPr>
-        <w:rPr>
-          <w:b/>
-          <w:bCs/>
-        </w:rPr>
-      </w:pPr>
-      <w:r>
-        <w:rPr>
-          <w:b/>
-          <w:bCs/>
-        </w:rPr>
-        <w:t>9. Viewing Branches on GitHub</w:t>
-      </w:r>
-    </w:p>
-    <w:p>
-      <w:pPr>
-        <w:numPr>
-          <w:ilvl w:val="0"/>
-          <w:numId w:val="154"/>
-        </w:numPr>
-      </w:pPr>
-      <w:r>
-        <w:t xml:space="preserve">On GitHub, under the </w:t>
-      </w:r>
-      <w:r>
-        <w:rPr>
-          <w:b/>
-          <w:bCs/>
-        </w:rPr>
-        <w:t>branch dropdown</w:t>
-      </w:r>
-      <w:r>
-        <w:t>, you can see all created branches.</w:t>
-      </w:r>
-    </w:p>
-    <w:p>
-      <w:pPr>
-        <w:numPr>
-          <w:ilvl w:val="0"/>
-          <w:numId w:val="154"/>
-        </w:numPr>
-      </w:pPr>
-      <w:r>
-        <w:t>Feature branches appear separately from main.</w:t>
-      </w:r>
-    </w:p>
-    <w:p>
-      <w:r>
-        <w:pict w14:anchorId="15C801DF">
-          <v:rect id="_x0000_i1033" style="width:0;height:1.5pt" o:hralign="center" o:hrstd="t" o:hr="t" fillcolor="#a0a0a0" stroked="f"/>
-        </w:pict>
-      </w:r>
-    </w:p>
-    <w:p>
-      <w:pPr>
-        <w:rPr>
-          <w:b/>
-          <w:bCs/>
-        </w:rPr>
-      </w:pPr>
-      <w:r>
-        <w:rPr>
-          <w:b/>
-          <w:bCs/>
-        </w:rPr>
-        <w:t>10. Merging Branches</w:t>
-      </w:r>
-    </w:p>
-    <w:p>
-      <w:pPr>
-        <w:rPr>
-          <w:b/>
-          <w:bCs/>
-        </w:rPr>
-      </w:pPr>
-      <w:r>
-        <w:rPr>
-          <w:b/>
-          <w:bCs/>
-        </w:rPr>
-        <w:lastRenderedPageBreak/>
-        <w:t>Merge Using Command Line</w:t>
-      </w:r>
-    </w:p>
-    <w:p>
-      <w:r>
-        <w:t>git checkout main</w:t>
-      </w:r>
-    </w:p>
-    <w:p>
-      <w:r>
-        <w:t>git merge feature1</w:t>
-      </w:r>
-    </w:p>
-    <w:p>
-      <w:r>
-        <w:pict w14:anchorId="34FC8EE5">
-          <v:rect id="_x0000_i1034" style="width:0;height:1.5pt" o:hralign="center" o:hrstd="t" o:hr="t" fillcolor="#a0a0a0" stroked="f"/>
-        </w:pict>
-      </w:r>
-    </w:p>
-    <w:p>
-      <w:pPr>
-        <w:rPr>
-          <w:b/>
-          <w:bCs/>
-        </w:rPr>
-      </w:pPr>
-      <w:r>
-        <w:rPr>
-          <w:b/>
-          <w:bCs/>
-        </w:rPr>
-        <w:t>11. Pull Request (PR) on GitHub</w:t>
-      </w:r>
-    </w:p>
-    <w:p>
-      <w:pPr>
-        <w:numPr>
-          <w:ilvl w:val="0"/>
-          <w:numId w:val="155"/>
-        </w:numPr>
-      </w:pPr>
-      <w:r>
-        <w:t xml:space="preserve">A </w:t>
-      </w:r>
-      <w:r>
-        <w:rPr>
-          <w:b/>
-          <w:bCs/>
-        </w:rPr>
-        <w:t>Pull Request (PR)</w:t>
-      </w:r>
-      <w:r>
-        <w:t xml:space="preserve"> is used to request merging changes from one branch into another.</w:t>
-      </w:r>
-    </w:p>
-    <w:p>
-      <w:pPr>
-        <w:numPr>
-          <w:ilvl w:val="0"/>
-          <w:numId w:val="155"/>
-        </w:numPr>
-      </w:pPr>
-      <w:r>
-        <w:t>Steps:</w:t>
-      </w:r>
-    </w:p>
-    <w:p>
-      <w:pPr>
-        <w:numPr>
-          <w:ilvl w:val="1"/>
-          <w:numId w:val="155"/>
-        </w:numPr>
-      </w:pPr>
-      <w:r>
-        <w:t>Go to GitHub</w:t>
-      </w:r>
-    </w:p>
-    <w:p>
-      <w:pPr>
-        <w:numPr>
-          <w:ilvl w:val="1"/>
-          <w:numId w:val="155"/>
-        </w:numPr>
-      </w:pPr>
-      <w:r>
-        <w:t xml:space="preserve">Click </w:t>
-      </w:r>
-      <w:r>
-        <w:rPr>
-          <w:b/>
-          <w:bCs/>
-        </w:rPr>
-        <w:t>Compare &amp; Pull Request</w:t>
-      </w:r>
-    </w:p>
-    <w:p>
-      <w:pPr>
-        <w:numPr>
-          <w:ilvl w:val="1"/>
-          <w:numId w:val="155"/>
-        </w:numPr>
-      </w:pPr>
-      <w:r>
-        <w:t>Add a message</w:t>
-      </w:r>
-    </w:p>
-    <w:p>
-      <w:pPr>
-        <w:numPr>
-          <w:ilvl w:val="1"/>
-          <w:numId w:val="155"/>
-        </w:numPr>
-      </w:pPr>
-      <w:r>
-        <w:t>Submit PR</w:t>
-      </w:r>
-    </w:p>
-    <w:p>
-      <w:pPr>
-        <w:numPr>
-          <w:ilvl w:val="0"/>
-          <w:numId w:val="155"/>
-        </w:numPr>
-      </w:pPr>
-      <w:r>
-        <w:t>Other developers review the PR and decide whether to merge it.</w:t>
-      </w:r>
-    </w:p>
-    <w:p>
-      <w:r>
-        <w:pict w14:anchorId="5802BA96">
-          <v:rect id="_x0000_i1035" style="width:0;height:1.5pt" o:hralign="center" o:hrstd="t" o:hr="t" fillcolor="#a0a0a0" stroked="f"/>
-        </w:pict>
-      </w:r>
-    </w:p>
-    <w:p>
-      <w:pPr>
-        <w:rPr>
-          <w:b/>
-          <w:bCs/>
-        </w:rPr>
-      </w:pPr>
-      <w:r>
-        <w:rPr>
-          <w:b/>
-          <w:bCs/>
-        </w:rPr>
-        <w:t>12. Pulling Remote Changes</w:t>
-      </w:r>
-    </w:p>
-    <w:p>
-      <w:r>
-        <w:t>To bring remote changes to local:</w:t>
-      </w:r>
-    </w:p>
-    <w:p>
-      <w:r>
-        <w:t xml:space="preserve">git </w:t>
-      </w:r>
-      <w:proofErr w:type="gramStart"/>
-      <w:r>
-        <w:t>pull</w:t>
-      </w:r>
-      <w:proofErr w:type="gramEnd"/>
-    </w:p>
-    <w:p>
-      <w:r>
-        <w:pict w14:anchorId="7BBCECB2">
-          <v:rect id="_x0000_i1036" style="width:0;height:1.5pt" o:hralign="center" o:hrstd="t" o:hr="t" fillcolor="#a0a0a0" stroked="f"/>
-        </w:pict>
-      </w:r>
-    </w:p>
-    <w:p>
-      <w:pPr>
-        <w:rPr>
-          <w:b/>
-          <w:bCs/>
-        </w:rPr>
-      </w:pPr>
-      <w:r>
-        <w:rPr>
-          <w:b/>
-          <w:bCs/>
-        </w:rPr>
-        <w:t>13. Merge Conflicts</w:t>
-      </w:r>
-    </w:p>
-    <w:p>
-      <w:pPr>
-        <w:numPr>
-          <w:ilvl w:val="0"/>
-          <w:numId w:val="156"/>
-        </w:numPr>
-      </w:pPr>
-      <w:r>
-        <w:t xml:space="preserve">Occur when </w:t>
-      </w:r>
-      <w:r>
-        <w:rPr>
-          <w:b/>
-          <w:bCs/>
-        </w:rPr>
-        <w:t>two branches modify the same lines of code</w:t>
-      </w:r>
-      <w:r>
-        <w:t>.</w:t>
-      </w:r>
-    </w:p>
-    <w:p>
-      <w:pPr>
-        <w:rPr>
-          <w:b/>
-          <w:bCs/>
-        </w:rPr>
-      </w:pPr>
-      <w:r>
-        <w:rPr>
-          <w:b/>
-          <w:bCs/>
-        </w:rPr>
-        <w:t>Identify Conflicts</w:t>
-      </w:r>
-    </w:p>
-    <w:p>
-      <w:r>
-        <w:t>git diff main</w:t>
-      </w:r>
-    </w:p>
-    <w:p>
-      <w:pPr>
-        <w:rPr>
-          <w:b/>
-          <w:bCs/>
-        </w:rPr>
-      </w:pPr>
-      <w:r>
-        <w:rPr>
-          <w:b/>
-          <w:bCs/>
-        </w:rPr>
-        <w:t>Resolve Conflicts</w:t>
-      </w:r>
-    </w:p>
-    <w:p>
-      <w:pPr>
-        <w:numPr>
-          <w:ilvl w:val="0"/>
-          <w:numId w:val="157"/>
-        </w:numPr>
-      </w:pPr>
-      <w:r>
-        <w:t>Open conflicted files</w:t>
-      </w:r>
-    </w:p>
-    <w:p>
-      <w:pPr>
-        <w:numPr>
-          <w:ilvl w:val="0"/>
-          <w:numId w:val="157"/>
-        </w:numPr>
-      </w:pPr>
-      <w:r>
-        <w:t>Manually fix the code</w:t>
-      </w:r>
-    </w:p>
-    <w:p>
-      <w:pPr>
-        <w:numPr>
-          <w:ilvl w:val="0"/>
-          <w:numId w:val="157"/>
-        </w:numPr>
-      </w:pPr>
-      <w:r>
-        <w:t>Add and commit again</w:t>
-      </w:r>
-    </w:p>
-    <w:p>
-      <w:r>
-        <w:t>After resolving:</w:t>
-      </w:r>
-    </w:p>
-    <w:p>
-      <w:r>
-        <w:t>git push</w:t>
-      </w:r>
-    </w:p>
-    <w:p>
-      <w:r>
-        <w:lastRenderedPageBreak/>
-        <w:pict w14:anchorId="19D17190">
-          <v:rect id="_x0000_i1037" style="width:0;height:1.5pt" o:hralign="center" o:hrstd="t" o:hr="t" fillcolor="#a0a0a0" stroked="f"/>
-        </w:pict>
-      </w:r>
-    </w:p>
-    <w:p>
-      <w:pPr>
-        <w:rPr>
-          <w:b/>
-          <w:bCs/>
-        </w:rPr>
-      </w:pPr>
-      <w:r>
-        <w:rPr>
-          <w:b/>
-          <w:bCs/>
-        </w:rPr>
-        <w:t>14. Undoing Changes</w:t>
-      </w:r>
-    </w:p>
-    <w:p>
-      <w:pPr>
-        <w:rPr>
-          <w:b/>
-          <w:bCs/>
-        </w:rPr>
-      </w:pPr>
-      <w:r>
-        <w:rPr>
-          <w:b/>
-          <w:bCs/>
-        </w:rPr>
-        <w:t xml:space="preserve">Undo </w:t>
-      </w:r>
-      <w:proofErr w:type="spellStart"/>
-      <w:r>
-        <w:rPr>
-          <w:b/>
-          <w:bCs/>
-        </w:rPr>
-        <w:t>Unstaged</w:t>
-      </w:r>
-      <w:proofErr w:type="spellEnd"/>
-      <w:r>
-        <w:rPr>
-          <w:b/>
-          <w:bCs/>
-        </w:rPr>
-        <w:t xml:space="preserve"> File</w:t>
-      </w:r>
-    </w:p>
-    <w:p>
-      <w:r>
-        <w:t>git restore &lt;</w:t>
-      </w:r>
-      <w:proofErr w:type="spellStart"/>
-      <w:r>
-        <w:t>file_name</w:t>
-      </w:r>
-      <w:proofErr w:type="spellEnd"/>
-      <w:r>
-        <w:t>&gt;</w:t>
-      </w:r>
-    </w:p>
-    <w:p>
-      <w:pPr>
-        <w:rPr>
-          <w:b/>
-          <w:bCs/>
-        </w:rPr>
-      </w:pPr>
-      <w:r>
-        <w:rPr>
-          <w:b/>
-          <w:bCs/>
-        </w:rPr>
-        <w:t xml:space="preserve">Undo All </w:t>
-      </w:r>
-      <w:proofErr w:type="spellStart"/>
-      <w:r>
-        <w:rPr>
-          <w:b/>
-          <w:bCs/>
-        </w:rPr>
-        <w:t>Unstaged</w:t>
-      </w:r>
-      <w:proofErr w:type="spellEnd"/>
-      <w:r>
-        <w:rPr>
-          <w:b/>
-          <w:bCs/>
-        </w:rPr>
-        <w:t xml:space="preserve"> Changes</w:t>
-      </w:r>
-    </w:p>
-    <w:p>
-      <w:r>
-        <w:t xml:space="preserve">git </w:t>
-      </w:r>
-      <w:proofErr w:type="gramStart"/>
-      <w:r>
-        <w:t>restore .</w:t>
-      </w:r>
-      <w:proofErr w:type="gramEnd"/>
-    </w:p>
-    <w:p>
-      <w:r>
-        <w:pict w14:anchorId="12FE4F65">
-          <v:rect id="_x0000_i1038" style="width:0;height:1.5pt" o:hralign="center" o:hrstd="t" o:hr="t" fillcolor="#a0a0a0" stroked="f"/>
-        </w:pict>
-      </w:r>
-    </w:p>
-    <w:p>
-      <w:pPr>
-        <w:rPr>
-          <w:b/>
-          <w:bCs/>
-        </w:rPr>
-      </w:pPr>
-      <w:r>
-        <w:rPr>
-          <w:b/>
-          <w:bCs/>
-        </w:rPr>
-        <w:t>15. Undo Committed Changes</w:t>
-      </w:r>
-    </w:p>
-    <w:p>
-      <w:pPr>
-        <w:rPr>
-          <w:b/>
-          <w:bCs/>
-        </w:rPr>
-      </w:pPr>
-      <w:r>
-        <w:rPr>
-          <w:b/>
-          <w:bCs/>
-        </w:rPr>
-        <w:t>Undo Last Commit (Keep Changes)</w:t>
-      </w:r>
-    </w:p>
-    <w:p>
-      <w:r>
-        <w:t>git reset HEAD~1</w:t>
-      </w:r>
-    </w:p>
-    <w:p>
-      <w:pPr>
-        <w:numPr>
-          <w:ilvl w:val="0"/>
-          <w:numId w:val="158"/>
-        </w:numPr>
-      </w:pPr>
-      <w:r>
-        <w:t>HEAD~1 → last commit</w:t>
-      </w:r>
-    </w:p>
-    <w:p>
-      <w:pPr>
-        <w:numPr>
-          <w:ilvl w:val="0"/>
-          <w:numId w:val="158"/>
-        </w:numPr>
-      </w:pPr>
-      <w:r>
-        <w:t>HEAD~3 → last three commits</w:t>
-      </w:r>
-    </w:p>
-    <w:p>
-      <w:pPr>
-        <w:rPr>
-          <w:b/>
-          <w:bCs/>
-        </w:rPr>
-      </w:pPr>
-      <w:r>
-        <w:rPr>
-          <w:b/>
-          <w:bCs/>
-        </w:rPr>
-        <w:t>View Commit History</w:t>
-      </w:r>
-    </w:p>
-    <w:p>
-      <w:r>
-        <w:t>git log</w:t>
-      </w:r>
-    </w:p>
-    <w:p>
-      <w:pPr>
-        <w:rPr>
-          <w:b/>
-          <w:bCs/>
-        </w:rPr>
-      </w:pPr>
-      <w:r>
-        <w:rPr>
-          <w:b/>
-          <w:bCs/>
-        </w:rPr>
-        <w:t>Reset to a Specific Commit</w:t>
-      </w:r>
-    </w:p>
-    <w:p>
-      <w:r>
-        <w:t>git reset &lt;</w:t>
-      </w:r>
-      <w:proofErr w:type="spellStart"/>
-      <w:r>
-        <w:t>commit_hash</w:t>
-      </w:r>
-      <w:proofErr w:type="spellEnd"/>
-      <w:r>
-        <w:t>&gt;</w:t>
-      </w:r>
-    </w:p>
-    <w:p>
-      <w:pPr>
-        <w:rPr>
-          <w:b/>
-          <w:bCs/>
-        </w:rPr>
-      </w:pPr>
-      <w:r>
-        <w:rPr>
-          <w:b/>
-          <w:bCs/>
-        </w:rPr>
-        <w:t>Hard Reset (Dangerous – Deletes Changes)</w:t>
-      </w:r>
-    </w:p>
-    <w:p>
-      <w:r>
-        <w:t>git reset --hard &lt;</w:t>
-      </w:r>
-      <w:proofErr w:type="spellStart"/>
-      <w:r>
-        <w:t>commit_hash</w:t>
-      </w:r>
-      <w:proofErr w:type="spellEnd"/>
-      <w:r>
-        <w:t>&gt;</w:t>
-      </w:r>
-    </w:p>
-    <w:p>
-      <w:r>
-        <w:t>This will remove changes from VS Code as well.</w:t>
-      </w:r>
-    </w:p>
-    <w:p>
-      <w:r>
-        <w:pict w14:anchorId="4138A45E">
-          <v:rect id="_x0000_i1039" style="width:0;height:1.5pt" o:hralign="center" o:hrstd="t" o:hr="t" fillcolor="#a0a0a0" stroked="f"/>
-        </w:pict>
-      </w:r>
-    </w:p>
-    <w:p>
-      <w:pPr>
-        <w:rPr>
-          <w:b/>
-          <w:bCs/>
-        </w:rPr>
-      </w:pPr>
-      <w:r>
-        <w:rPr>
-          <w:b/>
-          <w:bCs/>
-        </w:rPr>
-        <w:t>16. Fork in GitHub</w:t>
-      </w:r>
-    </w:p>
-    <w:p>
-      <w:pPr>
-        <w:numPr>
-          <w:ilvl w:val="0"/>
-          <w:numId w:val="159"/>
-        </w:numPr>
-      </w:pPr>
-      <w:r>
-        <w:t xml:space="preserve">A </w:t>
-      </w:r>
-      <w:r>
-        <w:rPr>
-          <w:b/>
-          <w:bCs/>
-        </w:rPr>
-        <w:t>fork</w:t>
-      </w:r>
-      <w:r>
-        <w:t xml:space="preserve"> is a copy of someone else’s repository into your GitHub account.</w:t>
-      </w:r>
-    </w:p>
-    <w:p>
-      <w:pPr>
-        <w:numPr>
-          <w:ilvl w:val="0"/>
-          <w:numId w:val="159"/>
-        </w:numPr>
-      </w:pPr>
-      <w:r>
-        <w:t>Steps:</w:t>
-      </w:r>
-    </w:p>
-    <w:p>
-      <w:pPr>
-        <w:numPr>
-          <w:ilvl w:val="1"/>
-          <w:numId w:val="159"/>
-        </w:numPr>
-      </w:pPr>
-      <w:r>
-        <w:t xml:space="preserve">Click </w:t>
-      </w:r>
-      <w:r>
-        <w:rPr>
-          <w:b/>
-          <w:bCs/>
-        </w:rPr>
-        <w:t>Fork</w:t>
-      </w:r>
-    </w:p>
-    <w:p>
-      <w:pPr>
-        <w:numPr>
-          <w:ilvl w:val="1"/>
-          <w:numId w:val="159"/>
-        </w:numPr>
-      </w:pPr>
-      <w:r>
-        <w:t xml:space="preserve">Select </w:t>
-      </w:r>
-      <w:r>
-        <w:rPr>
-          <w:b/>
-          <w:bCs/>
-        </w:rPr>
-        <w:t>Create fork</w:t>
-      </w:r>
-    </w:p>
-    <w:p>
-      <w:pPr>
-        <w:numPr>
-          <w:ilvl w:val="0"/>
-          <w:numId w:val="159"/>
-        </w:numPr>
-      </w:pPr>
-      <w:r>
-        <w:t>Used when:</w:t>
-      </w:r>
-    </w:p>
-    <w:p>
-      <w:pPr>
-        <w:numPr>
-          <w:ilvl w:val="1"/>
-          <w:numId w:val="159"/>
-        </w:numPr>
-      </w:pPr>
-      <w:r>
-        <w:t>You don’t have write access</w:t>
-      </w:r>
-    </w:p>
-    <w:p>
-      <w:pPr>
-        <w:numPr>
-          <w:ilvl w:val="1"/>
-          <w:numId w:val="159"/>
-        </w:numPr>
-      </w:pPr>
-      <w:r>
-        <w:lastRenderedPageBreak/>
-        <w:t>You want to experiment or contribute</w:t>
-      </w:r>
-    </w:p>
-    <w:p/>
     <w:sectPr>
       <w:pgSz w:w="12240" w:h="15840"/>
       <w:pgMar w:top="1440" w:right="1440" w:bottom="1440" w:left="1440" w:header="720" w:footer="720" w:gutter="0"/>
@@ -37190,7 +35326,6 @@
   </w:num>
   <w:num w:numId="44">
     <w:abstractNumId w:val="54"/>
-    <w:lvlOverride w:ilvl="0"/>
   </w:num>
   <w:num w:numId="45">
     <w:abstractNumId w:val="14"/>
@@ -37977,6 +36112,7 @@
   <w:style w:type="character" w:default="1" w:styleId="DefaultParagraphFont">
     <w:name w:val="Default Paragraph Font"/>
     <w:uiPriority w:val="1"/>
+    <w:semiHidden/>
     <w:unhideWhenUsed/>
   </w:style>
   <w:style w:type="table" w:default="1" w:styleId="TableNormal">
